--- a/residency/deliverables/Deliverable 4/Group2_Project_FinalReport_MSCS532.docx
+++ b/residency/deliverables/Deliverable 4/Group2_Project_FinalReport_MSCS532.docx
@@ -365,7 +365,7 @@
           <w:i w:val="0"/>
           <w:sz w:val="24"/>
         </w:rPr>
-        <w:t>The project unfolded in three phases, integrated in this report. Phase 1 designed six structures around the customer journey and justified each choice asymptotically. Phase 2 implemented all six from scratch in pure Python — no dict-backed shortcuts for the mechanics under study — wired them into one facade, and proved them correct with forty-two unit tests and a scripted end-to-end demonstration. Phase 3 scaled the system to one hundred thousand products, measured every structure against a naive baseline, and stress-tested the designs at their documented weak points. The complete source code, test suite, benchmark data, and all figures in this report are available at https://github.com/xhon-pelushi/residency.</w:t>
+        <w:t>The project unfolded in three phases, integrated in this report. Phase 1 designed six structures around the customer journey and justified each choice asymptotically. Phase 2 implemented all six from scratch in pure Python — no dict-backed shortcuts for the mechanics under study — wired them into one facade, and proved them correct with forty-two unit tests and a scripted end-to-end demonstration. Phase 3 scaled the system to one hundred thousand products, measured every structure against a naive baseline, and stress-tested the designs at their documented weak points. The complete source code, test suite, benchmark data, and all figures in this report are available at https://github.com/xhon-pelushi/2026-Summer-Algorithms-and-Data-Structures-MSCS-532-M20.</w:t>
       </w:r>
     </w:p>
     <w:p>
